--- a/README.docx
+++ b/README.docx
@@ -10,7 +10,7 @@
         <w:t xml:space="preserve">README</w:t>
       </w:r>
     </w:p>
-    <w:bookmarkStart w:id="38" w:name="project-rhythm"/>
+    <w:bookmarkStart w:id="17" w:name="project-rhythm"/>
     <w:p>
       <w:pPr>
         <w:pStyle w:val="Heading3"/>
@@ -46,401 +46,86 @@
       <w:pPr>
         <w:pStyle w:val="FirstParagraph"/>
       </w:pPr>
+      <w:hyperlink r:id="rId9">
+        <w:r>
+          <w:rPr>
+            <w:rStyle w:val="Hyperlink"/>
+          </w:rPr>
+          <w:t xml:space="preserve">Platform</w:t>
+        </w:r>
+      </w:hyperlink>
+      <w:r>
+        <w:t xml:space="preserve"> </w:t>
+      </w:r>
+      <w:hyperlink r:id="rId10">
+        <w:r>
+          <w:rPr>
+            <w:rStyle w:val="Hyperlink"/>
+          </w:rPr>
+          <w:t xml:space="preserve">API Level</w:t>
+        </w:r>
+      </w:hyperlink>
+      <w:r>
+        <w:t xml:space="preserve"> </w:t>
+      </w:r>
+      <w:hyperlink r:id="rId11">
+        <w:r>
+          <w:rPr>
+            <w:rStyle w:val="Hyperlink"/>
+          </w:rPr>
+          <w:t xml:space="preserve">Kotlin</w:t>
+        </w:r>
+      </w:hyperlink>
+      <w:r>
+        <w:t xml:space="preserve"> </w:t>
+      </w:r>
       <w:hyperlink r:id="rId12">
         <w:r>
-          <w:drawing>
-            <wp:inline>
-              <wp:extent cx="1809750" cy="266700"/>
-              <wp:effectExtent b="0" l="0" r="0" t="0"/>
-              <wp:docPr descr="Platform" title="" id="10" name="Picture"/>
-              <a:graphic>
-                <a:graphicData uri="http://schemas.openxmlformats.org/drawingml/2006/picture">
-                  <pic:pic>
-                    <pic:nvPicPr>
-                      <pic:cNvPr descr="https://img.shields.io/badge/Platform-Android-34A853?style=for-the-badge&amp;logo=android&amp;logoColor=white&amp;labelColor=1a73e8" id="11" name="Picture"/>
-                      <pic:cNvPicPr>
-                        <a:picLocks noChangeArrowheads="1" noChangeAspect="1"/>
-                      </pic:cNvPicPr>
-                    </pic:nvPicPr>
-                    <pic:blipFill>
-                      <a:blip>
-                        <a:extLst>
-                          <a:ext uri="{28A0092B-C50C-407E-A947-70E740481C1C}">
-                            <a14:useLocalDpi xmlns:a14="http://schemas.microsoft.com/office/drawing/2010/main" val="0"/>
-                          </a:ext>
-                          <a:ext uri="{96DAC541-7B7A-43D3-8B79-37D633B846F1}">
-                            <asvg:svgBlip xmlns:asvg="http://schemas.microsoft.com/office/drawing/2016/SVG/main" r:embed="rId9"/>
-                          </a:ext>
-                        </a:extLst>
-                      </a:blip>
-                      <a:stretch>
-                        <a:fillRect/>
-                      </a:stretch>
-                    </pic:blipFill>
-                    <pic:spPr bwMode="auto">
-                      <a:xfrm>
-                        <a:off x="0" y="0"/>
-                        <a:ext cx="1809750" cy="266700"/>
-                      </a:xfrm>
-                      <a:prstGeom prst="rect">
-                        <a:avLst/>
-                      </a:prstGeom>
-                      <a:noFill/>
-                      <a:ln w="9525">
-                        <a:noFill/>
-                        <a:headEnd/>
-                        <a:tailEnd/>
-                      </a:ln>
-                    </pic:spPr>
-                  </pic:pic>
-                </a:graphicData>
-              </a:graphic>
-            </wp:inline>
-          </w:drawing>
+          <w:rPr>
+            <w:rStyle w:val="Hyperlink"/>
+          </w:rPr>
+          <w:t xml:space="preserve">License</w:t>
         </w:r>
       </w:hyperlink>
-      <w:r>
-        <w:t xml:space="preserve"> </w:t>
-      </w:r>
-      <w:hyperlink r:id="rId16">
+    </w:p>
+    <w:p>
+      <w:pPr>
+        <w:pStyle w:val="BodyText"/>
+      </w:pPr>
+      <w:hyperlink r:id="rId13">
         <w:r>
-          <w:drawing>
-            <wp:inline>
-              <wp:extent cx="1057275" cy="266700"/>
-              <wp:effectExtent b="0" l="0" r="0" t="0"/>
-              <wp:docPr descr="API Level" title="" id="14" name="Picture"/>
-              <a:graphic>
-                <a:graphicData uri="http://schemas.openxmlformats.org/drawingml/2006/picture">
-                  <pic:pic>
-                    <pic:nvPicPr>
-                      <pic:cNvPr descr="https://img.shields.io/badge/API-26%2B-4285f4?style=for-the-badge&amp;logo=android&amp;logoColor=white" id="15" name="Picture"/>
-                      <pic:cNvPicPr>
-                        <a:picLocks noChangeArrowheads="1" noChangeAspect="1"/>
-                      </pic:cNvPicPr>
-                    </pic:nvPicPr>
-                    <pic:blipFill>
-                      <a:blip>
-                        <a:extLst>
-                          <a:ext uri="{28A0092B-C50C-407E-A947-70E740481C1C}">
-                            <a14:useLocalDpi xmlns:a14="http://schemas.microsoft.com/office/drawing/2010/main" val="0"/>
-                          </a:ext>
-                          <a:ext uri="{96DAC541-7B7A-43D3-8B79-37D633B846F1}">
-                            <asvg:svgBlip xmlns:asvg="http://schemas.microsoft.com/office/drawing/2016/SVG/main" r:embed="rId13"/>
-                          </a:ext>
-                        </a:extLst>
-                      </a:blip>
-                      <a:stretch>
-                        <a:fillRect/>
-                      </a:stretch>
-                    </pic:blipFill>
-                    <pic:spPr bwMode="auto">
-                      <a:xfrm>
-                        <a:off x="0" y="0"/>
-                        <a:ext cx="1057275" cy="266700"/>
-                      </a:xfrm>
-                      <a:prstGeom prst="rect">
-                        <a:avLst/>
-                      </a:prstGeom>
-                      <a:noFill/>
-                      <a:ln w="9525">
-                        <a:noFill/>
-                        <a:headEnd/>
-                        <a:tailEnd/>
-                      </a:ln>
-                    </pic:spPr>
-                  </pic:pic>
-                </a:graphicData>
-              </a:graphic>
-            </wp:inline>
-          </w:drawing>
+          <w:rPr>
+            <w:rStyle w:val="Hyperlink"/>
+          </w:rPr>
+          <w:t xml:space="preserve">Release</w:t>
         </w:r>
       </w:hyperlink>
       <w:r>
         <w:t xml:space="preserve"> </w:t>
       </w:r>
-      <w:hyperlink r:id="rId20">
+      <w:hyperlink r:id="rId14">
         <w:r>
-          <w:drawing>
-            <wp:inline>
-              <wp:extent cx="1419225" cy="266700"/>
-              <wp:effectExtent b="0" l="0" r="0" t="0"/>
-              <wp:docPr descr="Kotlin" title="" id="18" name="Picture"/>
-              <a:graphic>
-                <a:graphicData uri="http://schemas.openxmlformats.org/drawingml/2006/picture">
-                  <pic:pic>
-                    <pic:nvPicPr>
-                      <pic:cNvPr descr="https://img.shields.io/badge/Kotlin-100%25-7c4dff?style=for-the-badge&amp;logo=kotlin&amp;logoColor=white" id="19" name="Picture"/>
-                      <pic:cNvPicPr>
-                        <a:picLocks noChangeArrowheads="1" noChangeAspect="1"/>
-                      </pic:cNvPicPr>
-                    </pic:nvPicPr>
-                    <pic:blipFill>
-                      <a:blip>
-                        <a:extLst>
-                          <a:ext uri="{28A0092B-C50C-407E-A947-70E740481C1C}">
-                            <a14:useLocalDpi xmlns:a14="http://schemas.microsoft.com/office/drawing/2010/main" val="0"/>
-                          </a:ext>
-                          <a:ext uri="{96DAC541-7B7A-43D3-8B79-37D633B846F1}">
-                            <asvg:svgBlip xmlns:asvg="http://schemas.microsoft.com/office/drawing/2016/SVG/main" r:embed="rId17"/>
-                          </a:ext>
-                        </a:extLst>
-                      </a:blip>
-                      <a:stretch>
-                        <a:fillRect/>
-                      </a:stretch>
-                    </pic:blipFill>
-                    <pic:spPr bwMode="auto">
-                      <a:xfrm>
-                        <a:off x="0" y="0"/>
-                        <a:ext cx="1419225" cy="266700"/>
-                      </a:xfrm>
-                      <a:prstGeom prst="rect">
-                        <a:avLst/>
-                      </a:prstGeom>
-                      <a:noFill/>
-                      <a:ln w="9525">
-                        <a:noFill/>
-                        <a:headEnd/>
-                        <a:tailEnd/>
-                      </a:ln>
-                    </pic:spPr>
-                  </pic:pic>
-                </a:graphicData>
-              </a:graphic>
-            </wp:inline>
-          </w:drawing>
+          <w:rPr>
+            <w:rStyle w:val="Hyperlink"/>
+          </w:rPr>
+          <w:t xml:space="preserve">Downloads</w:t>
         </w:r>
       </w:hyperlink>
       <w:r>
         <w:t xml:space="preserve"> </w:t>
       </w:r>
-      <w:hyperlink r:id="rId24">
+      <w:hyperlink r:id="rId15">
         <w:r>
-          <w:drawing>
-            <wp:inline>
-              <wp:extent cx="1390650" cy="266700"/>
-              <wp:effectExtent b="0" l="0" r="0" t="0"/>
-              <wp:docPr descr="License" title="" id="22" name="Picture"/>
-              <a:graphic>
-                <a:graphicData uri="http://schemas.openxmlformats.org/drawingml/2006/picture">
-                  <pic:pic>
-                    <pic:nvPicPr>
-                      <pic:cNvPr descr="https://img.shields.io/badge/License-GPL%20v3-4285f4?style=for-the-badge" id="23" name="Picture"/>
-                      <pic:cNvPicPr>
-                        <a:picLocks noChangeArrowheads="1" noChangeAspect="1"/>
-                      </pic:cNvPicPr>
-                    </pic:nvPicPr>
-                    <pic:blipFill>
-                      <a:blip>
-                        <a:extLst>
-                          <a:ext uri="{28A0092B-C50C-407E-A947-70E740481C1C}">
-                            <a14:useLocalDpi xmlns:a14="http://schemas.microsoft.com/office/drawing/2010/main" val="0"/>
-                          </a:ext>
-                          <a:ext uri="{96DAC541-7B7A-43D3-8B79-37D633B846F1}">
-                            <asvg:svgBlip xmlns:asvg="http://schemas.microsoft.com/office/drawing/2016/SVG/main" r:embed="rId21"/>
-                          </a:ext>
-                        </a:extLst>
-                      </a:blip>
-                      <a:stretch>
-                        <a:fillRect/>
-                      </a:stretch>
-                    </pic:blipFill>
-                    <pic:spPr bwMode="auto">
-                      <a:xfrm>
-                        <a:off x="0" y="0"/>
-                        <a:ext cx="1390650" cy="266700"/>
-                      </a:xfrm>
-                      <a:prstGeom prst="rect">
-                        <a:avLst/>
-                      </a:prstGeom>
-                      <a:noFill/>
-                      <a:ln w="9525">
-                        <a:noFill/>
-                        <a:headEnd/>
-                        <a:tailEnd/>
-                      </a:ln>
-                    </pic:spPr>
-                  </pic:pic>
-                </a:graphicData>
-              </a:graphic>
-            </wp:inline>
-          </w:drawing>
+          <w:rPr>
+            <w:rStyle w:val="Hyperlink"/>
+          </w:rPr>
+          <w:t xml:space="preserve">Stars</w:t>
         </w:r>
       </w:hyperlink>
-    </w:p>
-    <w:p>
-      <w:pPr>
-        <w:pStyle w:val="BodyText"/>
-      </w:pPr>
-      <w:hyperlink r:id="rId28">
-        <w:r>
-          <w:drawing>
-            <wp:inline>
-              <wp:extent cx="2590800" cy="266700"/>
-              <wp:effectExtent b="0" l="0" r="0" t="0"/>
-              <wp:docPr descr="Release" title="" id="26" name="Picture"/>
-              <a:graphic>
-                <a:graphicData uri="http://schemas.openxmlformats.org/drawingml/2006/picture">
-                  <pic:pic>
-                    <pic:nvPicPr>
-                      <pic:cNvPr descr="https://img.shields.io/github/v/release/cromaguy/Rhythm?style=for-the-badge&amp;logo=github&amp;color=673ab7&amp;logoColor=white" id="27" name="Picture"/>
-                      <pic:cNvPicPr>
-                        <a:picLocks noChangeArrowheads="1" noChangeAspect="1"/>
-                      </pic:cNvPicPr>
-                    </pic:nvPicPr>
-                    <pic:blipFill>
-                      <a:blip>
-                        <a:extLst>
-                          <a:ext uri="{28A0092B-C50C-407E-A947-70E740481C1C}">
-                            <a14:useLocalDpi xmlns:a14="http://schemas.microsoft.com/office/drawing/2010/main" val="0"/>
-                          </a:ext>
-                          <a:ext uri="{96DAC541-7B7A-43D3-8B79-37D633B846F1}">
-                            <asvg:svgBlip xmlns:asvg="http://schemas.microsoft.com/office/drawing/2016/SVG/main" r:embed="rId25"/>
-                          </a:ext>
-                        </a:extLst>
-                      </a:blip>
-                      <a:stretch>
-                        <a:fillRect/>
-                      </a:stretch>
-                    </pic:blipFill>
-                    <pic:spPr bwMode="auto">
-                      <a:xfrm>
-                        <a:off x="0" y="0"/>
-                        <a:ext cx="2590800" cy="266700"/>
-                      </a:xfrm>
-                      <a:prstGeom prst="rect">
-                        <a:avLst/>
-                      </a:prstGeom>
-                      <a:noFill/>
-                      <a:ln w="9525">
-                        <a:noFill/>
-                        <a:headEnd/>
-                        <a:tailEnd/>
-                      </a:ln>
-                    </pic:spPr>
-                  </pic:pic>
-                </a:graphicData>
-              </a:graphic>
-            </wp:inline>
-          </w:drawing>
-        </w:r>
-      </w:hyperlink>
-      <w:r>
-        <w:t xml:space="preserve"> </w:t>
-      </w:r>
-      <w:hyperlink r:id="rId32">
-        <w:r>
-          <w:drawing>
-            <wp:inline>
-              <wp:extent cx="1438275" cy="266700"/>
-              <wp:effectExtent b="0" l="0" r="0" t="0"/>
-              <wp:docPr descr="Downloads" title="" id="30" name="Picture"/>
-              <a:graphic>
-                <a:graphicData uri="http://schemas.openxmlformats.org/drawingml/2006/picture">
-                  <pic:pic>
-                    <pic:nvPicPr>
-                      <pic:cNvPr descr="https://img.shields.io/github/downloads/cromaguy/Rhythm/total?style=for-the-badge&amp;logo=download&amp;color=00bcd4&amp;logoColor=white" id="31" name="Picture"/>
-                      <pic:cNvPicPr>
-                        <a:picLocks noChangeArrowheads="1" noChangeAspect="1"/>
-                      </pic:cNvPicPr>
-                    </pic:nvPicPr>
-                    <pic:blipFill>
-                      <a:blip>
-                        <a:extLst>
-                          <a:ext uri="{28A0092B-C50C-407E-A947-70E740481C1C}">
-                            <a14:useLocalDpi xmlns:a14="http://schemas.microsoft.com/office/drawing/2010/main" val="0"/>
-                          </a:ext>
-                          <a:ext uri="{96DAC541-7B7A-43D3-8B79-37D633B846F1}">
-                            <asvg:svgBlip xmlns:asvg="http://schemas.microsoft.com/office/drawing/2016/SVG/main" r:embed="rId29"/>
-                          </a:ext>
-                        </a:extLst>
-                      </a:blip>
-                      <a:stretch>
-                        <a:fillRect/>
-                      </a:stretch>
-                    </pic:blipFill>
-                    <pic:spPr bwMode="auto">
-                      <a:xfrm>
-                        <a:off x="0" y="0"/>
-                        <a:ext cx="1438275" cy="266700"/>
-                      </a:xfrm>
-                      <a:prstGeom prst="rect">
-                        <a:avLst/>
-                      </a:prstGeom>
-                      <a:noFill/>
-                      <a:ln w="9525">
-                        <a:noFill/>
-                        <a:headEnd/>
-                        <a:tailEnd/>
-                      </a:ln>
-                    </pic:spPr>
-                  </pic:pic>
-                </a:graphicData>
-              </a:graphic>
-            </wp:inline>
-          </w:drawing>
-        </w:r>
-      </w:hyperlink>
-      <w:r>
-        <w:t xml:space="preserve"> </w:t>
-      </w:r>
-      <w:hyperlink r:id="rId36">
-        <w:r>
-          <w:drawing>
-            <wp:inline>
-              <wp:extent cx="1066800" cy="266700"/>
-              <wp:effectExtent b="0" l="0" r="0" t="0"/>
-              <wp:docPr descr="Stars" title="" id="34" name="Picture"/>
-              <a:graphic>
-                <a:graphicData uri="http://schemas.openxmlformats.org/drawingml/2006/picture">
-                  <pic:pic>
-                    <pic:nvPicPr>
-                      <pic:cNvPr descr="https://img.shields.io/github/stars/cromaguy/Rhythm?style=for-the-badge&amp;logo=star&amp;color=ffc107&amp;logoColor=white" id="35" name="Picture"/>
-                      <pic:cNvPicPr>
-                        <a:picLocks noChangeArrowheads="1" noChangeAspect="1"/>
-                      </pic:cNvPicPr>
-                    </pic:nvPicPr>
-                    <pic:blipFill>
-                      <a:blip>
-                        <a:extLst>
-                          <a:ext uri="{28A0092B-C50C-407E-A947-70E740481C1C}">
-                            <a14:useLocalDpi xmlns:a14="http://schemas.microsoft.com/office/drawing/2010/main" val="0"/>
-                          </a:ext>
-                          <a:ext uri="{96DAC541-7B7A-43D3-8B79-37D633B846F1}">
-                            <asvg:svgBlip xmlns:asvg="http://schemas.microsoft.com/office/drawing/2016/SVG/main" r:embed="rId33"/>
-                          </a:ext>
-                        </a:extLst>
-                      </a:blip>
-                      <a:stretch>
-                        <a:fillRect/>
-                      </a:stretch>
-                    </pic:blipFill>
-                    <pic:spPr bwMode="auto">
-                      <a:xfrm>
-                        <a:off x="0" y="0"/>
-                        <a:ext cx="1066800" cy="266700"/>
-                      </a:xfrm>
-                      <a:prstGeom prst="rect">
-                        <a:avLst/>
-                      </a:prstGeom>
-                      <a:noFill/>
-                      <a:ln w="9525">
-                        <a:noFill/>
-                        <a:headEnd/>
-                        <a:tailEnd/>
-                      </a:ln>
-                    </pic:spPr>
-                  </pic:pic>
-                </a:graphicData>
-              </a:graphic>
-            </wp:inline>
-          </w:drawing>
-        </w:r>
-      </w:hyperlink>
-      <w:r>
-        <w:t xml:space="preserve"> </w:t>
-      </w:r>
-      <w:hyperlink r:id="rId37"/>
+      <w:r>
+        <w:t xml:space="preserve"> </w:t>
+      </w:r>
+      <w:hyperlink r:id="rId16"/>
     </w:p>
     <w:p>
       <w:r>
@@ -449,8 +134,8 @@
         </w:pict>
       </w:r>
     </w:p>
-    <w:bookmarkEnd w:id="38"/>
-    <w:bookmarkStart w:id="42" w:name="X1651eaa4e1086a7551bbe77fa31bfa1a92d3e3f"/>
+    <w:bookmarkEnd w:id="17"/>
+    <w:bookmarkStart w:id="21" w:name="X1651eaa4e1086a7551bbe77fa31bfa1a92d3e3f"/>
     <w:p>
       <w:pPr>
         <w:pStyle w:val="Heading3"/>
@@ -461,7 +146,7 @@
       <w:r>
         <w:t xml:space="preserve"> </w:t>
       </w:r>
-      <w:hyperlink r:id="rId39">
+      <w:hyperlink r:id="rId18">
         <w:r>
           <w:rPr>
             <w:rStyle w:val="Hyperlink"/>
@@ -478,7 +163,7 @@
       <w:r>
         <w:t xml:space="preserve"> </w:t>
       </w:r>
-      <w:hyperlink r:id="rId28">
+      <w:hyperlink r:id="rId13">
         <w:r>
           <w:rPr>
             <w:rStyle w:val="Hyperlink"/>
@@ -495,7 +180,7 @@
       <w:r>
         <w:t xml:space="preserve"> </w:t>
       </w:r>
-      <w:hyperlink r:id="rId40">
+      <w:hyperlink r:id="rId19">
         <w:r>
           <w:rPr>
             <w:rStyle w:val="Hyperlink"/>
@@ -512,7 +197,7 @@
       <w:r>
         <w:t xml:space="preserve"> </w:t>
       </w:r>
-      <w:hyperlink r:id="rId41">
+      <w:hyperlink r:id="rId20">
         <w:r>
           <w:rPr>
             <w:rStyle w:val="Hyperlink"/>
@@ -528,8 +213,8 @@
         </w:pict>
       </w:r>
     </w:p>
-    <w:bookmarkEnd w:id="42"/>
-    <w:bookmarkStart w:id="44" w:name="musical_note-about-rhythm"/>
+    <w:bookmarkEnd w:id="21"/>
+    <w:bookmarkStart w:id="23" w:name="musical_note-about-rhythm"/>
     <w:p>
       <w:pPr>
         <w:pStyle w:val="Heading2"/>
@@ -575,7 +260,7 @@
         <w:t xml:space="preserve">, Rhythm delivers professional-grade audio with Bit Perfect playback, EAC3-JOC/Dolby Atmos via FFmpeg, a refined expressive UI, multi-select batch library actions, and complete privacy.</w:t>
       </w:r>
     </w:p>
-    <w:bookmarkStart w:id="43" w:name="sparkles-key-features"/>
+    <w:bookmarkStart w:id="22" w:name="sparkles-key-features"/>
     <w:p>
       <w:pPr>
         <w:pStyle w:val="Heading3"/>
@@ -889,9 +574,9 @@
         </w:pict>
       </w:r>
     </w:p>
-    <w:bookmarkEnd w:id="43"/>
-    <w:bookmarkEnd w:id="44"/>
-    <w:bookmarkStart w:id="45" w:name="iphone-screenshots"/>
+    <w:bookmarkEnd w:id="22"/>
+    <w:bookmarkEnd w:id="23"/>
+    <w:bookmarkStart w:id="24" w:name="iphone-screenshots"/>
     <w:p>
       <w:pPr>
         <w:pStyle w:val="Heading2"/>
@@ -907,8 +592,8 @@
         </w:pict>
       </w:r>
     </w:p>
-    <w:bookmarkEnd w:id="45"/>
-    <w:bookmarkStart w:id="53" w:name="Xba0b7d5413f673894a711839f0c91bb14122b08"/>
+    <w:bookmarkEnd w:id="24"/>
+    <w:bookmarkStart w:id="32" w:name="Xba0b7d5413f673894a711839f0c91bb14122b08"/>
     <w:p>
       <w:pPr>
         <w:pStyle w:val="Heading2"/>
@@ -921,25 +606,25 @@
       <w:pPr>
         <w:pStyle w:val="FirstParagraph"/>
       </w:pPr>
-      <w:hyperlink r:id="rId46"/>
-      <w:r>
-        <w:t xml:space="preserve"> </w:t>
-      </w:r>
-      <w:hyperlink r:id="rId47"/>
+      <w:hyperlink r:id="rId25"/>
+      <w:r>
+        <w:t xml:space="preserve"> </w:t>
+      </w:r>
+      <w:hyperlink r:id="rId26"/>
+      <w:r>
+        <w:t xml:space="preserve"> </w:t>
+      </w:r>
+      <w:hyperlink r:id="rId13"/>
+      <w:r>
+        <w:t xml:space="preserve"> </w:t>
+      </w:r>
+      <w:hyperlink r:id="rId27"/>
       <w:r>
         <w:t xml:space="preserve"> </w:t>
       </w:r>
       <w:hyperlink r:id="rId28"/>
-      <w:r>
-        <w:t xml:space="preserve"> </w:t>
-      </w:r>
-      <w:hyperlink r:id="rId48"/>
-      <w:r>
-        <w:t xml:space="preserve"> </w:t>
-      </w:r>
-      <w:hyperlink r:id="rId49"/>
-    </w:p>
-    <w:bookmarkStart w:id="52" w:name="installation-options"/>
+    </w:p>
+    <w:bookmarkStart w:id="31" w:name="installation-options"/>
     <w:p>
       <w:pPr>
         <w:pStyle w:val="Heading3"/>
@@ -956,7 +641,7 @@
           <w:numId w:val="1002"/>
         </w:numPr>
       </w:pPr>
-      <w:hyperlink r:id="rId46">
+      <w:hyperlink r:id="rId25">
         <w:r>
           <w:rPr>
             <w:rStyle w:val="Hyperlink"/>
@@ -981,7 +666,7 @@
           <w:numId w:val="1002"/>
         </w:numPr>
       </w:pPr>
-      <w:hyperlink r:id="rId47">
+      <w:hyperlink r:id="rId26">
         <w:r>
           <w:rPr>
             <w:rStyle w:val="Hyperlink"/>
@@ -1006,7 +691,7 @@
           <w:numId w:val="1002"/>
         </w:numPr>
       </w:pPr>
-      <w:hyperlink r:id="rId28">
+      <w:hyperlink r:id="rId13">
         <w:r>
           <w:rPr>
             <w:rStyle w:val="Hyperlink"/>
@@ -1031,7 +716,7 @@
           <w:numId w:val="1002"/>
         </w:numPr>
       </w:pPr>
-      <w:hyperlink r:id="rId49">
+      <w:hyperlink r:id="rId28">
         <w:r>
           <w:rPr>
             <w:rStyle w:val="Hyperlink"/>
@@ -1106,7 +791,7 @@
       <w:r>
         <w:t xml:space="preserve"> </w:t>
       </w:r>
-      <w:hyperlink r:id="rId50">
+      <w:hyperlink r:id="rId29">
         <w:r>
           <w:rPr>
             <w:rStyle w:val="Hyperlink"/>
@@ -1147,7 +832,7 @@
       <w:r>
         <w:t xml:space="preserve"> </w:t>
       </w:r>
-      <w:hyperlink r:id="rId51">
+      <w:hyperlink r:id="rId30">
         <w:r>
           <w:rPr>
             <w:rStyle w:val="Hyperlink"/>
@@ -1163,9 +848,9 @@
         </w:pict>
       </w:r>
     </w:p>
-    <w:bookmarkEnd w:id="52"/>
-    <w:bookmarkEnd w:id="53"/>
-    <w:bookmarkStart w:id="58" w:name="X66e6a4008519375b40ad6f892e5e755ade08419"/>
+    <w:bookmarkEnd w:id="31"/>
+    <w:bookmarkEnd w:id="32"/>
+    <w:bookmarkStart w:id="37" w:name="X66e6a4008519375b40ad6f892e5e755ade08419"/>
     <w:p>
       <w:pPr>
         <w:pStyle w:val="Heading2"/>
@@ -1184,7 +869,7 @@
       <w:r>
         <w:t xml:space="preserve"> </w:t>
       </w:r>
-      <w:hyperlink r:id="rId41">
+      <w:hyperlink r:id="rId20">
         <w:r>
           <w:rPr>
             <w:rStyle w:val="Hyperlink"/>
@@ -1206,7 +891,7 @@
           <w:numId w:val="1003"/>
         </w:numPr>
       </w:pPr>
-      <w:hyperlink r:id="rId54">
+      <w:hyperlink r:id="rId33">
         <w:r>
           <w:rPr>
             <w:rStyle w:val="Hyperlink"/>
@@ -1231,7 +916,7 @@
           <w:numId w:val="1003"/>
         </w:numPr>
       </w:pPr>
-      <w:hyperlink r:id="rId51">
+      <w:hyperlink r:id="rId30">
         <w:r>
           <w:rPr>
             <w:rStyle w:val="Hyperlink"/>
@@ -1256,7 +941,7 @@
           <w:numId w:val="1003"/>
         </w:numPr>
       </w:pPr>
-      <w:hyperlink r:id="rId55">
+      <w:hyperlink r:id="rId34">
         <w:r>
           <w:rPr>
             <w:rStyle w:val="Hyperlink"/>
@@ -1281,7 +966,7 @@
           <w:numId w:val="1003"/>
         </w:numPr>
       </w:pPr>
-      <w:hyperlink r:id="rId56">
+      <w:hyperlink r:id="rId35">
         <w:r>
           <w:rPr>
             <w:rStyle w:val="Hyperlink"/>
@@ -1306,7 +991,7 @@
           <w:numId w:val="1003"/>
         </w:numPr>
       </w:pPr>
-      <w:hyperlink r:id="rId57">
+      <w:hyperlink r:id="rId36">
         <w:r>
           <w:rPr>
             <w:rStyle w:val="Hyperlink"/>
@@ -1330,8 +1015,8 @@
         </w:pict>
       </w:r>
     </w:p>
-    <w:bookmarkEnd w:id="58"/>
-    <w:bookmarkStart w:id="60" w:name="Xcbfc9570cf7ba6893af3ef549cc4e051bb5c322"/>
+    <w:bookmarkEnd w:id="37"/>
+    <w:bookmarkStart w:id="39" w:name="Xcbfc9570cf7ba6893af3ef549cc4e051bb5c322"/>
     <w:p>
       <w:pPr>
         <w:pStyle w:val="Heading2"/>
@@ -1886,7 +1571,7 @@
       <w:r>
         <w:t xml:space="preserve"> </w:t>
       </w:r>
-      <w:hyperlink r:id="rId59">
+      <w:hyperlink r:id="rId38">
         <w:r>
           <w:rPr>
             <w:rStyle w:val="Hyperlink"/>
@@ -1908,8 +1593,8 @@
         </w:pict>
       </w:r>
     </w:p>
-    <w:bookmarkEnd w:id="60"/>
-    <w:bookmarkStart w:id="65" w:name="handshake-contributing"/>
+    <w:bookmarkEnd w:id="39"/>
+    <w:bookmarkStart w:id="44" w:name="handshake-contributing"/>
     <w:p>
       <w:pPr>
         <w:pStyle w:val="Heading2"/>
@@ -1928,7 +1613,7 @@
       <w:r>
         <w:t xml:space="preserve"> </w:t>
       </w:r>
-      <w:hyperlink r:id="rId61">
+      <w:hyperlink r:id="rId40">
         <w:r>
           <w:rPr>
             <w:rStyle w:val="Hyperlink"/>
@@ -1969,7 +1654,7 @@
       <w:r>
         <w:t xml:space="preserve"> </w:t>
       </w:r>
-      <w:hyperlink r:id="rId62">
+      <w:hyperlink r:id="rId41">
         <w:r>
           <w:rPr>
             <w:rStyle w:val="Hyperlink"/>
@@ -1992,7 +1677,7 @@
       <w:r>
         <w:t xml:space="preserve"> </w:t>
       </w:r>
-      <w:hyperlink r:id="rId62">
+      <w:hyperlink r:id="rId41">
         <w:r>
           <w:rPr>
             <w:rStyle w:val="Hyperlink"/>
@@ -2015,7 +1700,7 @@
       <w:r>
         <w:t xml:space="preserve"> </w:t>
       </w:r>
-      <w:hyperlink r:id="rId63">
+      <w:hyperlink r:id="rId42">
         <w:r>
           <w:rPr>
             <w:rStyle w:val="Hyperlink"/>
@@ -2050,7 +1735,7 @@
       <w:r>
         <w:t xml:space="preserve"> </w:t>
       </w:r>
-      <w:hyperlink r:id="rId64">
+      <w:hyperlink r:id="rId43">
         <w:r>
           <w:rPr>
             <w:rStyle w:val="Hyperlink"/>
@@ -2066,8 +1751,8 @@
         </w:pict>
       </w:r>
     </w:p>
-    <w:bookmarkEnd w:id="65"/>
-    <w:bookmarkStart w:id="74" w:name="trophy-credits"/>
+    <w:bookmarkEnd w:id="44"/>
+    <w:bookmarkStart w:id="53" w:name="trophy-credits"/>
     <w:p>
       <w:pPr>
         <w:pStyle w:val="Heading2"/>
@@ -2076,7 +1761,7 @@
         <w:t xml:space="preserve">🏆 Credits</w:t>
       </w:r>
     </w:p>
-    <w:bookmarkStart w:id="67" w:name="core-team"/>
+    <w:bookmarkStart w:id="46" w:name="core-team"/>
     <w:p>
       <w:pPr>
         <w:pStyle w:val="Heading3"/>
@@ -2089,7 +1774,7 @@
       <w:pPr>
         <w:pStyle w:val="FirstParagraph"/>
       </w:pPr>
-      <w:hyperlink r:id="rId66">
+      <w:hyperlink r:id="rId45">
         <w:r>
           <w:rPr>
             <w:rStyle w:val="Hyperlink"/>
@@ -2106,8 +1791,8 @@
         <w:t xml:space="preserve">- Lead Developer &amp; Project Architect</w:t>
       </w:r>
     </w:p>
-    <w:bookmarkEnd w:id="67"/>
-    <w:bookmarkStart w:id="72" w:name="contributors"/>
+    <w:bookmarkEnd w:id="46"/>
+    <w:bookmarkStart w:id="51" w:name="contributors"/>
     <w:p>
       <w:pPr>
         <w:pStyle w:val="Heading3"/>
@@ -2124,7 +1809,7 @@
           <w:numId w:val="1005"/>
         </w:numPr>
       </w:pPr>
-      <w:hyperlink r:id="rId68">
+      <w:hyperlink r:id="rId47">
         <w:r>
           <w:rPr>
             <w:rStyle w:val="Hyperlink"/>
@@ -2149,7 +1834,7 @@
           <w:numId w:val="1005"/>
         </w:numPr>
       </w:pPr>
-      <w:hyperlink r:id="rId69">
+      <w:hyperlink r:id="rId48">
         <w:r>
           <w:rPr>
             <w:rStyle w:val="Hyperlink"/>
@@ -2174,7 +1859,7 @@
           <w:numId w:val="1005"/>
         </w:numPr>
       </w:pPr>
-      <w:hyperlink r:id="rId70">
+      <w:hyperlink r:id="rId49">
         <w:r>
           <w:rPr>
             <w:rStyle w:val="Hyperlink"/>
@@ -2199,7 +1884,7 @@
           <w:numId w:val="1005"/>
         </w:numPr>
       </w:pPr>
-      <w:hyperlink r:id="rId71">
+      <w:hyperlink r:id="rId50">
         <w:r>
           <w:rPr>
             <w:rStyle w:val="Hyperlink"/>
@@ -2216,8 +1901,8 @@
         <w:t xml:space="preserve">- Contributor</w:t>
       </w:r>
     </w:p>
-    <w:bookmarkEnd w:id="72"/>
-    <w:bookmarkStart w:id="73" w:name="special-thanks"/>
+    <w:bookmarkEnd w:id="51"/>
+    <w:bookmarkStart w:id="52" w:name="special-thanks"/>
     <w:p>
       <w:pPr>
         <w:pStyle w:val="Heading3"/>
@@ -2365,9 +2050,9 @@
         </w:pict>
       </w:r>
     </w:p>
-    <w:bookmarkEnd w:id="73"/>
-    <w:bookmarkEnd w:id="74"/>
-    <w:bookmarkStart w:id="75" w:name="page_facing_up-license"/>
+    <w:bookmarkEnd w:id="52"/>
+    <w:bookmarkEnd w:id="53"/>
+    <w:bookmarkStart w:id="54" w:name="page_facing_up-license"/>
     <w:p>
       <w:pPr>
         <w:pStyle w:val="Heading2"/>
@@ -2399,7 +2084,7 @@
       <w:r>
         <w:t xml:space="preserve"> </w:t>
       </w:r>
-      <w:hyperlink r:id="rId24">
+      <w:hyperlink r:id="rId12">
         <w:r>
           <w:rPr>
             <w:rStyle w:val="Hyperlink"/>
@@ -2421,8 +2106,8 @@
         </w:pict>
       </w:r>
     </w:p>
-    <w:bookmarkEnd w:id="75"/>
-    <w:bookmarkStart w:id="76" w:name="link-links"/>
+    <w:bookmarkEnd w:id="54"/>
+    <w:bookmarkStart w:id="55" w:name="link-links"/>
     <w:p>
       <w:pPr>
         <w:pStyle w:val="Heading2"/>
@@ -2490,7 +2175,7 @@
               <w:pStyle w:val="Compact"/>
               <w:jc w:val="center"/>
             </w:pPr>
-            <w:hyperlink r:id="rId39">
+            <w:hyperlink r:id="rId18">
               <w:r>
                 <w:rPr>
                   <w:rStyle w:val="Hyperlink"/>
@@ -2521,7 +2206,7 @@
               <w:pStyle w:val="Compact"/>
               <w:jc w:val="center"/>
             </w:pPr>
-            <w:hyperlink r:id="rId28">
+            <w:hyperlink r:id="rId13">
               <w:r>
                 <w:rPr>
                   <w:rStyle w:val="Hyperlink"/>
@@ -2552,7 +2237,7 @@
               <w:pStyle w:val="Compact"/>
               <w:jc w:val="center"/>
             </w:pPr>
-            <w:hyperlink r:id="rId47">
+            <w:hyperlink r:id="rId26">
               <w:r>
                 <w:rPr>
                   <w:rStyle w:val="Hyperlink"/>
@@ -2583,7 +2268,7 @@
               <w:pStyle w:val="Compact"/>
               <w:jc w:val="center"/>
             </w:pPr>
-            <w:hyperlink r:id="rId49">
+            <w:hyperlink r:id="rId28">
               <w:r>
                 <w:rPr>
                   <w:rStyle w:val="Hyperlink"/>
@@ -2614,7 +2299,7 @@
               <w:pStyle w:val="Compact"/>
               <w:jc w:val="center"/>
             </w:pPr>
-            <w:hyperlink r:id="rId40">
+            <w:hyperlink r:id="rId19">
               <w:r>
                 <w:rPr>
                   <w:rStyle w:val="Hyperlink"/>
@@ -2645,7 +2330,7 @@
               <w:pStyle w:val="Compact"/>
               <w:jc w:val="center"/>
             </w:pPr>
-            <w:hyperlink r:id="rId62">
+            <w:hyperlink r:id="rId41">
               <w:r>
                 <w:rPr>
                   <w:rStyle w:val="Hyperlink"/>
@@ -2676,7 +2361,7 @@
               <w:pStyle w:val="Compact"/>
               <w:jc w:val="center"/>
             </w:pPr>
-            <w:hyperlink r:id="rId64">
+            <w:hyperlink r:id="rId43">
               <w:r>
                 <w:rPr>
                   <w:rStyle w:val="Hyperlink"/>
@@ -2695,8 +2380,8 @@
         </w:pict>
       </w:r>
     </w:p>
-    <w:bookmarkEnd w:id="76"/>
-    <w:bookmarkStart w:id="84" w:name="Xfa0a9451e927334402b9ad5e9cfaa4c06e73abe"/>
+    <w:bookmarkEnd w:id="55"/>
+    <w:bookmarkStart w:id="57" w:name="Xfa0a9451e927334402b9ad5e9cfaa4c06e73abe"/>
     <w:p>
       <w:pPr>
         <w:pStyle w:val="Heading2"/>
@@ -2709,113 +2394,23 @@
       <w:pPr>
         <w:pStyle w:val="FirstParagraph"/>
       </w:pPr>
-      <w:hyperlink r:id="rId28">
+      <w:hyperlink r:id="rId13">
         <w:r>
-          <w:drawing>
-            <wp:inline>
-              <wp:extent cx="2657475" cy="266700"/>
-              <wp:effectExtent b="0" l="0" r="0" t="0"/>
-              <wp:docPr descr="Download Now" title="" id="78" name="Picture"/>
-              <a:graphic>
-                <a:graphicData uri="http://schemas.openxmlformats.org/drawingml/2006/picture">
-                  <pic:pic>
-                    <pic:nvPicPr>
-                      <pic:cNvPr descr="https://img.shields.io/badge/📱_Download_Now-Get_Latest_APK-4caf50?style=for-the-badge&amp;logoColor=white" id="79" name="Picture"/>
-                      <pic:cNvPicPr>
-                        <a:picLocks noChangeArrowheads="1" noChangeAspect="1"/>
-                      </pic:cNvPicPr>
-                    </pic:nvPicPr>
-                    <pic:blipFill>
-                      <a:blip>
-                        <a:extLst>
-                          <a:ext uri="{28A0092B-C50C-407E-A947-70E740481C1C}">
-                            <a14:useLocalDpi xmlns:a14="http://schemas.microsoft.com/office/drawing/2010/main" val="0"/>
-                          </a:ext>
-                          <a:ext uri="{96DAC541-7B7A-43D3-8B79-37D633B846F1}">
-                            <asvg:svgBlip xmlns:asvg="http://schemas.microsoft.com/office/drawing/2016/SVG/main" r:embed="rId77"/>
-                          </a:ext>
-                        </a:extLst>
-                      </a:blip>
-                      <a:stretch>
-                        <a:fillRect/>
-                      </a:stretch>
-                    </pic:blipFill>
-                    <pic:spPr bwMode="auto">
-                      <a:xfrm>
-                        <a:off x="0" y="0"/>
-                        <a:ext cx="2657475" cy="266700"/>
-                      </a:xfrm>
-                      <a:prstGeom prst="rect">
-                        <a:avLst/>
-                      </a:prstGeom>
-                      <a:noFill/>
-                      <a:ln w="9525">
-                        <a:noFill/>
-                        <a:headEnd/>
-                        <a:tailEnd/>
-                      </a:ln>
-                    </pic:spPr>
-                  </pic:pic>
-                </a:graphicData>
-              </a:graphic>
-            </wp:inline>
-          </w:drawing>
+          <w:rPr>
+            <w:rStyle w:val="Hyperlink"/>
+          </w:rPr>
+          <w:t xml:space="preserve">Download Now</w:t>
         </w:r>
       </w:hyperlink>
       <w:r>
         <w:t xml:space="preserve"> </w:t>
       </w:r>
-      <w:hyperlink r:id="rId40">
+      <w:hyperlink r:id="rId19">
         <w:r>
-          <w:drawing>
-            <wp:inline>
-              <wp:extent cx="2162175" cy="266700"/>
-              <wp:effectExtent b="0" l="0" r="0" t="0"/>
-              <wp:docPr descr="Join Community" title="" id="81" name="Picture"/>
-              <a:graphic>
-                <a:graphicData uri="http://schemas.openxmlformats.org/drawingml/2006/picture">
-                  <pic:pic>
-                    <pic:nvPicPr>
-                      <pic:cNvPr descr="https://img.shields.io/badge/💬_Join_Telegram-Get_Help-0088cc?style=for-the-badge&amp;logoColor=white" id="82" name="Picture"/>
-                      <pic:cNvPicPr>
-                        <a:picLocks noChangeArrowheads="1" noChangeAspect="1"/>
-                      </pic:cNvPicPr>
-                    </pic:nvPicPr>
-                    <pic:blipFill>
-                      <a:blip>
-                        <a:extLst>
-                          <a:ext uri="{28A0092B-C50C-407E-A947-70E740481C1C}">
-                            <a14:useLocalDpi xmlns:a14="http://schemas.microsoft.com/office/drawing/2010/main" val="0"/>
-                          </a:ext>
-                          <a:ext uri="{96DAC541-7B7A-43D3-8B79-37D633B846F1}">
-                            <asvg:svgBlip xmlns:asvg="http://schemas.microsoft.com/office/drawing/2016/SVG/main" r:embed="rId80"/>
-                          </a:ext>
-                        </a:extLst>
-                      </a:blip>
-                      <a:stretch>
-                        <a:fillRect/>
-                      </a:stretch>
-                    </pic:blipFill>
-                    <pic:spPr bwMode="auto">
-                      <a:xfrm>
-                        <a:off x="0" y="0"/>
-                        <a:ext cx="2162175" cy="266700"/>
-                      </a:xfrm>
-                      <a:prstGeom prst="rect">
-                        <a:avLst/>
-                      </a:prstGeom>
-                      <a:noFill/>
-                      <a:ln w="9525">
-                        <a:noFill/>
-                        <a:headEnd/>
-                        <a:tailEnd/>
-                      </a:ln>
-                    </pic:spPr>
-                  </pic:pic>
-                </a:graphicData>
-              </a:graphic>
-            </wp:inline>
-          </w:drawing>
+          <w:rPr>
+            <w:rStyle w:val="Hyperlink"/>
+          </w:rPr>
+          <w:t xml:space="preserve">Join Community</w:t>
         </w:r>
       </w:hyperlink>
     </w:p>
@@ -2824,7 +2419,7 @@
         <w:pStyle w:val="BodyText"/>
       </w:pPr>
     </w:p>
-    <w:bookmarkStart w:id="83" w:name="X28dc46594151d67d1f59ca44e95f47f9f195132"/>
+    <w:bookmarkStart w:id="56" w:name="X28dc46594151d67d1f59ca44e95f47f9f195132"/>
     <w:p>
       <w:pPr>
         <w:pStyle w:val="Heading3"/>
@@ -2856,8 +2451,8 @@
         <w:t xml:space="preserve">© 2026 Team ChromaHub. All rights reserved. Licensed under GNU General Public License v3.0.</w:t>
       </w:r>
     </w:p>
-    <w:bookmarkEnd w:id="83"/>
-    <w:bookmarkEnd w:id="84"/>
+    <w:bookmarkEnd w:id="56"/>
+    <w:bookmarkEnd w:id="57"/>
     <w:sectPr>
       <w:footnotePr>
         <w:numRestart w:val="eachSect"/>
@@ -3100,10 +2695,10 @@
   <w:docDefaults>
     <w:rPrDefault>
       <w:rPr>
-        <w:rFonts w:asciiTheme="minorHAnsi" w:cstheme="minorBidi" w:eastAsiaTheme="minorEastAsia" w:hAnsiTheme="minorHAnsi"/>
+        <w:rFonts w:asciiTheme="minorHAnsi" w:cstheme="minorBidi" w:eastAsiaTheme="minorHAnsi" w:hAnsiTheme="minorHAnsi"/>
         <w:sz w:val="24"/>
         <w:szCs w:val="24"/>
-        <w:lang w:bidi="ar-SA" w:eastAsia="zh-CN" w:val="en"/>
+        <w:lang w:bidi="ar-SA" w:eastAsia="en-US" w:val="en"/>
       </w:rPr>
     </w:rPrDefault>
     <w:pPrDefault>
@@ -3644,6 +3239,13 @@
       </w:tblCellMar>
     </w:tblPr>
     <w:tblStylePr w:type="firstRow">
+      <w:tblPr>
+        <w:jc w:val="left"/>
+        <w:tblInd w:type="dxa" w:w="0"/>
+      </w:tblPr>
+      <w:trPr>
+        <w:jc w:val="left"/>
+      </w:trPr>
       <w:tcPr>
         <w:tcBorders>
           <w:bottom w:val="single"/>

--- a/README.docx
+++ b/README.docx
@@ -2,15 +2,7 @@
 <file path=word/document.xml><?xml version="1.0" encoding="utf-8"?>
 <w:document xmlns:w="http://schemas.openxmlformats.org/wordprocessingml/2006/main" xmlns:m="http://schemas.openxmlformats.org/officeDocument/2006/math" xmlns:r="http://schemas.openxmlformats.org/officeDocument/2006/relationships" xmlns:o="urn:schemas-microsoft-com:office:office" xmlns:v="urn:schemas-microsoft-com:vml" xmlns:w10="urn:schemas-microsoft-com:office:word" xmlns:a="http://schemas.openxmlformats.org/drawingml/2006/main" xmlns:pic="http://schemas.openxmlformats.org/drawingml/2006/picture" xmlns:wp="http://schemas.openxmlformats.org/drawingml/2006/wordprocessingDrawing">
   <w:body>
-    <w:p>
-      <w:pPr>
-        <w:pStyle w:val="Title"/>
-      </w:pPr>
-      <w:r>
-        <w:t xml:space="preserve">README</w:t>
-      </w:r>
-    </w:p>
-    <w:bookmarkStart w:id="17" w:name="project-rhythm"/>
+    <w:bookmarkStart w:id="38" w:name="project-rhythm"/>
     <w:p>
       <w:pPr>
         <w:pStyle w:val="Heading3"/>
@@ -46,45 +38,225 @@
       <w:pPr>
         <w:pStyle w:val="FirstParagraph"/>
       </w:pPr>
-      <w:hyperlink r:id="rId9">
+      <w:hyperlink r:id="rId12">
         <w:r>
-          <w:rPr>
-            <w:rStyle w:val="Hyperlink"/>
-          </w:rPr>
-          <w:t xml:space="preserve">Platform</w:t>
+          <w:drawing>
+            <wp:inline>
+              <wp:extent cx="1809750" cy="266700"/>
+              <wp:effectExtent b="0" l="0" r="0" t="0"/>
+              <wp:docPr descr="Platform" title="" id="10" name="Picture"/>
+              <a:graphic>
+                <a:graphicData uri="http://schemas.openxmlformats.org/drawingml/2006/picture">
+                  <pic:pic>
+                    <pic:nvPicPr>
+                      <pic:cNvPr descr="https://img.shields.io/badge/Platform-Android-34A853?style=for-the-badge&amp;logo=android&amp;logoColor=white&amp;labelColor=1a73e8" id="11" name="Picture"/>
+                      <pic:cNvPicPr>
+                        <a:picLocks noChangeArrowheads="1" noChangeAspect="1"/>
+                      </pic:cNvPicPr>
+                    </pic:nvPicPr>
+                    <pic:blipFill>
+                      <a:blip>
+                        <a:extLst>
+                          <a:ext uri="{28A0092B-C50C-407E-A947-70E740481C1C}">
+                            <a14:useLocalDpi xmlns:a14="http://schemas.microsoft.com/office/drawing/2010/main" val="0"/>
+                          </a:ext>
+                          <a:ext uri="{96DAC541-7B7A-43D3-8B79-37D633B846F1}">
+                            <asvg:svgBlip xmlns:asvg="http://schemas.microsoft.com/office/drawing/2016/SVG/main" r:embed="rId9"/>
+                          </a:ext>
+                        </a:extLst>
+                      </a:blip>
+                      <a:stretch>
+                        <a:fillRect/>
+                      </a:stretch>
+                    </pic:blipFill>
+                    <pic:spPr bwMode="auto">
+                      <a:xfrm>
+                        <a:off x="0" y="0"/>
+                        <a:ext cx="1809750" cy="266700"/>
+                      </a:xfrm>
+                      <a:prstGeom prst="rect">
+                        <a:avLst/>
+                      </a:prstGeom>
+                      <a:noFill/>
+                      <a:ln w="9525">
+                        <a:noFill/>
+                        <a:headEnd/>
+                        <a:tailEnd/>
+                      </a:ln>
+                    </pic:spPr>
+                  </pic:pic>
+                </a:graphicData>
+              </a:graphic>
+            </wp:inline>
+          </w:drawing>
         </w:r>
       </w:hyperlink>
       <w:r>
         <w:t xml:space="preserve"> </w:t>
       </w:r>
-      <w:hyperlink r:id="rId10">
+      <w:hyperlink r:id="rId16">
         <w:r>
-          <w:rPr>
-            <w:rStyle w:val="Hyperlink"/>
-          </w:rPr>
-          <w:t xml:space="preserve">API Level</w:t>
+          <w:drawing>
+            <wp:inline>
+              <wp:extent cx="1057275" cy="266700"/>
+              <wp:effectExtent b="0" l="0" r="0" t="0"/>
+              <wp:docPr descr="API Level" title="" id="14" name="Picture"/>
+              <a:graphic>
+                <a:graphicData uri="http://schemas.openxmlformats.org/drawingml/2006/picture">
+                  <pic:pic>
+                    <pic:nvPicPr>
+                      <pic:cNvPr descr="https://img.shields.io/badge/API-26%2B-4285f4?style=for-the-badge&amp;logo=android&amp;logoColor=white" id="15" name="Picture"/>
+                      <pic:cNvPicPr>
+                        <a:picLocks noChangeArrowheads="1" noChangeAspect="1"/>
+                      </pic:cNvPicPr>
+                    </pic:nvPicPr>
+                    <pic:blipFill>
+                      <a:blip>
+                        <a:extLst>
+                          <a:ext uri="{28A0092B-C50C-407E-A947-70E740481C1C}">
+                            <a14:useLocalDpi xmlns:a14="http://schemas.microsoft.com/office/drawing/2010/main" val="0"/>
+                          </a:ext>
+                          <a:ext uri="{96DAC541-7B7A-43D3-8B79-37D633B846F1}">
+                            <asvg:svgBlip xmlns:asvg="http://schemas.microsoft.com/office/drawing/2016/SVG/main" r:embed="rId13"/>
+                          </a:ext>
+                        </a:extLst>
+                      </a:blip>
+                      <a:stretch>
+                        <a:fillRect/>
+                      </a:stretch>
+                    </pic:blipFill>
+                    <pic:spPr bwMode="auto">
+                      <a:xfrm>
+                        <a:off x="0" y="0"/>
+                        <a:ext cx="1057275" cy="266700"/>
+                      </a:xfrm>
+                      <a:prstGeom prst="rect">
+                        <a:avLst/>
+                      </a:prstGeom>
+                      <a:noFill/>
+                      <a:ln w="9525">
+                        <a:noFill/>
+                        <a:headEnd/>
+                        <a:tailEnd/>
+                      </a:ln>
+                    </pic:spPr>
+                  </pic:pic>
+                </a:graphicData>
+              </a:graphic>
+            </wp:inline>
+          </w:drawing>
         </w:r>
       </w:hyperlink>
       <w:r>
         <w:t xml:space="preserve"> </w:t>
       </w:r>
-      <w:hyperlink r:id="rId11">
+      <w:hyperlink r:id="rId20">
         <w:r>
-          <w:rPr>
-            <w:rStyle w:val="Hyperlink"/>
-          </w:rPr>
-          <w:t xml:space="preserve">Kotlin</w:t>
+          <w:drawing>
+            <wp:inline>
+              <wp:extent cx="1419225" cy="266700"/>
+              <wp:effectExtent b="0" l="0" r="0" t="0"/>
+              <wp:docPr descr="Kotlin" title="" id="18" name="Picture"/>
+              <a:graphic>
+                <a:graphicData uri="http://schemas.openxmlformats.org/drawingml/2006/picture">
+                  <pic:pic>
+                    <pic:nvPicPr>
+                      <pic:cNvPr descr="https://img.shields.io/badge/Kotlin-100%25-7c4dff?style=for-the-badge&amp;logo=kotlin&amp;logoColor=white" id="19" name="Picture"/>
+                      <pic:cNvPicPr>
+                        <a:picLocks noChangeArrowheads="1" noChangeAspect="1"/>
+                      </pic:cNvPicPr>
+                    </pic:nvPicPr>
+                    <pic:blipFill>
+                      <a:blip>
+                        <a:extLst>
+                          <a:ext uri="{28A0092B-C50C-407E-A947-70E740481C1C}">
+                            <a14:useLocalDpi xmlns:a14="http://schemas.microsoft.com/office/drawing/2010/main" val="0"/>
+                          </a:ext>
+                          <a:ext uri="{96DAC541-7B7A-43D3-8B79-37D633B846F1}">
+                            <asvg:svgBlip xmlns:asvg="http://schemas.microsoft.com/office/drawing/2016/SVG/main" r:embed="rId17"/>
+                          </a:ext>
+                        </a:extLst>
+                      </a:blip>
+                      <a:stretch>
+                        <a:fillRect/>
+                      </a:stretch>
+                    </pic:blipFill>
+                    <pic:spPr bwMode="auto">
+                      <a:xfrm>
+                        <a:off x="0" y="0"/>
+                        <a:ext cx="1419225" cy="266700"/>
+                      </a:xfrm>
+                      <a:prstGeom prst="rect">
+                        <a:avLst/>
+                      </a:prstGeom>
+                      <a:noFill/>
+                      <a:ln w="9525">
+                        <a:noFill/>
+                        <a:headEnd/>
+                        <a:tailEnd/>
+                      </a:ln>
+                    </pic:spPr>
+                  </pic:pic>
+                </a:graphicData>
+              </a:graphic>
+            </wp:inline>
+          </w:drawing>
         </w:r>
       </w:hyperlink>
       <w:r>
         <w:t xml:space="preserve"> </w:t>
       </w:r>
-      <w:hyperlink r:id="rId12">
+      <w:hyperlink r:id="rId24">
         <w:r>
-          <w:rPr>
-            <w:rStyle w:val="Hyperlink"/>
-          </w:rPr>
-          <w:t xml:space="preserve">License</w:t>
+          <w:drawing>
+            <wp:inline>
+              <wp:extent cx="1390650" cy="266700"/>
+              <wp:effectExtent b="0" l="0" r="0" t="0"/>
+              <wp:docPr descr="License" title="" id="22" name="Picture"/>
+              <a:graphic>
+                <a:graphicData uri="http://schemas.openxmlformats.org/drawingml/2006/picture">
+                  <pic:pic>
+                    <pic:nvPicPr>
+                      <pic:cNvPr descr="https://img.shields.io/badge/License-GPL%20v3-4285f4?style=for-the-badge" id="23" name="Picture"/>
+                      <pic:cNvPicPr>
+                        <a:picLocks noChangeArrowheads="1" noChangeAspect="1"/>
+                      </pic:cNvPicPr>
+                    </pic:nvPicPr>
+                    <pic:blipFill>
+                      <a:blip>
+                        <a:extLst>
+                          <a:ext uri="{28A0092B-C50C-407E-A947-70E740481C1C}">
+                            <a14:useLocalDpi xmlns:a14="http://schemas.microsoft.com/office/drawing/2010/main" val="0"/>
+                          </a:ext>
+                          <a:ext uri="{96DAC541-7B7A-43D3-8B79-37D633B846F1}">
+                            <asvg:svgBlip xmlns:asvg="http://schemas.microsoft.com/office/drawing/2016/SVG/main" r:embed="rId21"/>
+                          </a:ext>
+                        </a:extLst>
+                      </a:blip>
+                      <a:stretch>
+                        <a:fillRect/>
+                      </a:stretch>
+                    </pic:blipFill>
+                    <pic:spPr bwMode="auto">
+                      <a:xfrm>
+                        <a:off x="0" y="0"/>
+                        <a:ext cx="1390650" cy="266700"/>
+                      </a:xfrm>
+                      <a:prstGeom prst="rect">
+                        <a:avLst/>
+                      </a:prstGeom>
+                      <a:noFill/>
+                      <a:ln w="9525">
+                        <a:noFill/>
+                        <a:headEnd/>
+                        <a:tailEnd/>
+                      </a:ln>
+                    </pic:spPr>
+                  </pic:pic>
+                </a:graphicData>
+              </a:graphic>
+            </wp:inline>
+          </w:drawing>
         </w:r>
       </w:hyperlink>
     </w:p>
@@ -92,40 +264,175 @@
       <w:pPr>
         <w:pStyle w:val="BodyText"/>
       </w:pPr>
-      <w:hyperlink r:id="rId13">
+      <w:hyperlink r:id="rId28">
         <w:r>
-          <w:rPr>
-            <w:rStyle w:val="Hyperlink"/>
-          </w:rPr>
-          <w:t xml:space="preserve">Release</w:t>
+          <w:drawing>
+            <wp:inline>
+              <wp:extent cx="2590800" cy="266700"/>
+              <wp:effectExtent b="0" l="0" r="0" t="0"/>
+              <wp:docPr descr="Release" title="" id="26" name="Picture"/>
+              <a:graphic>
+                <a:graphicData uri="http://schemas.openxmlformats.org/drawingml/2006/picture">
+                  <pic:pic>
+                    <pic:nvPicPr>
+                      <pic:cNvPr descr="https://img.shields.io/github/v/release/cromaguy/Rhythm?style=for-the-badge&amp;logo=github&amp;color=673ab7&amp;logoColor=white" id="27" name="Picture"/>
+                      <pic:cNvPicPr>
+                        <a:picLocks noChangeArrowheads="1" noChangeAspect="1"/>
+                      </pic:cNvPicPr>
+                    </pic:nvPicPr>
+                    <pic:blipFill>
+                      <a:blip>
+                        <a:extLst>
+                          <a:ext uri="{28A0092B-C50C-407E-A947-70E740481C1C}">
+                            <a14:useLocalDpi xmlns:a14="http://schemas.microsoft.com/office/drawing/2010/main" val="0"/>
+                          </a:ext>
+                          <a:ext uri="{96DAC541-7B7A-43D3-8B79-37D633B846F1}">
+                            <asvg:svgBlip xmlns:asvg="http://schemas.microsoft.com/office/drawing/2016/SVG/main" r:embed="rId25"/>
+                          </a:ext>
+                        </a:extLst>
+                      </a:blip>
+                      <a:stretch>
+                        <a:fillRect/>
+                      </a:stretch>
+                    </pic:blipFill>
+                    <pic:spPr bwMode="auto">
+                      <a:xfrm>
+                        <a:off x="0" y="0"/>
+                        <a:ext cx="2590800" cy="266700"/>
+                      </a:xfrm>
+                      <a:prstGeom prst="rect">
+                        <a:avLst/>
+                      </a:prstGeom>
+                      <a:noFill/>
+                      <a:ln w="9525">
+                        <a:noFill/>
+                        <a:headEnd/>
+                        <a:tailEnd/>
+                      </a:ln>
+                    </pic:spPr>
+                  </pic:pic>
+                </a:graphicData>
+              </a:graphic>
+            </wp:inline>
+          </w:drawing>
         </w:r>
       </w:hyperlink>
       <w:r>
         <w:t xml:space="preserve"> </w:t>
       </w:r>
-      <w:hyperlink r:id="rId14">
+      <w:hyperlink r:id="rId32">
         <w:r>
-          <w:rPr>
-            <w:rStyle w:val="Hyperlink"/>
-          </w:rPr>
-          <w:t xml:space="preserve">Downloads</w:t>
+          <w:drawing>
+            <wp:inline>
+              <wp:extent cx="1438275" cy="266700"/>
+              <wp:effectExtent b="0" l="0" r="0" t="0"/>
+              <wp:docPr descr="Downloads" title="" id="30" name="Picture"/>
+              <a:graphic>
+                <a:graphicData uri="http://schemas.openxmlformats.org/drawingml/2006/picture">
+                  <pic:pic>
+                    <pic:nvPicPr>
+                      <pic:cNvPr descr="https://img.shields.io/github/downloads/cromaguy/Rhythm/total?style=for-the-badge&amp;logo=download&amp;color=00bcd4&amp;logoColor=white" id="31" name="Picture"/>
+                      <pic:cNvPicPr>
+                        <a:picLocks noChangeArrowheads="1" noChangeAspect="1"/>
+                      </pic:cNvPicPr>
+                    </pic:nvPicPr>
+                    <pic:blipFill>
+                      <a:blip>
+                        <a:extLst>
+                          <a:ext uri="{28A0092B-C50C-407E-A947-70E740481C1C}">
+                            <a14:useLocalDpi xmlns:a14="http://schemas.microsoft.com/office/drawing/2010/main" val="0"/>
+                          </a:ext>
+                          <a:ext uri="{96DAC541-7B7A-43D3-8B79-37D633B846F1}">
+                            <asvg:svgBlip xmlns:asvg="http://schemas.microsoft.com/office/drawing/2016/SVG/main" r:embed="rId29"/>
+                          </a:ext>
+                        </a:extLst>
+                      </a:blip>
+                      <a:stretch>
+                        <a:fillRect/>
+                      </a:stretch>
+                    </pic:blipFill>
+                    <pic:spPr bwMode="auto">
+                      <a:xfrm>
+                        <a:off x="0" y="0"/>
+                        <a:ext cx="1438275" cy="266700"/>
+                      </a:xfrm>
+                      <a:prstGeom prst="rect">
+                        <a:avLst/>
+                      </a:prstGeom>
+                      <a:noFill/>
+                      <a:ln w="9525">
+                        <a:noFill/>
+                        <a:headEnd/>
+                        <a:tailEnd/>
+                      </a:ln>
+                    </pic:spPr>
+                  </pic:pic>
+                </a:graphicData>
+              </a:graphic>
+            </wp:inline>
+          </w:drawing>
         </w:r>
       </w:hyperlink>
       <w:r>
         <w:t xml:space="preserve"> </w:t>
       </w:r>
-      <w:hyperlink r:id="rId15">
+      <w:hyperlink r:id="rId36">
         <w:r>
-          <w:rPr>
-            <w:rStyle w:val="Hyperlink"/>
-          </w:rPr>
-          <w:t xml:space="preserve">Stars</w:t>
+          <w:drawing>
+            <wp:inline>
+              <wp:extent cx="1066800" cy="266700"/>
+              <wp:effectExtent b="0" l="0" r="0" t="0"/>
+              <wp:docPr descr="Stars" title="" id="34" name="Picture"/>
+              <a:graphic>
+                <a:graphicData uri="http://schemas.openxmlformats.org/drawingml/2006/picture">
+                  <pic:pic>
+                    <pic:nvPicPr>
+                      <pic:cNvPr descr="https://img.shields.io/github/stars/cromaguy/Rhythm?style=for-the-badge&amp;logo=star&amp;color=ffc107&amp;logoColor=white" id="35" name="Picture"/>
+                      <pic:cNvPicPr>
+                        <a:picLocks noChangeArrowheads="1" noChangeAspect="1"/>
+                      </pic:cNvPicPr>
+                    </pic:nvPicPr>
+                    <pic:blipFill>
+                      <a:blip>
+                        <a:extLst>
+                          <a:ext uri="{28A0092B-C50C-407E-A947-70E740481C1C}">
+                            <a14:useLocalDpi xmlns:a14="http://schemas.microsoft.com/office/drawing/2010/main" val="0"/>
+                          </a:ext>
+                          <a:ext uri="{96DAC541-7B7A-43D3-8B79-37D633B846F1}">
+                            <asvg:svgBlip xmlns:asvg="http://schemas.microsoft.com/office/drawing/2016/SVG/main" r:embed="rId33"/>
+                          </a:ext>
+                        </a:extLst>
+                      </a:blip>
+                      <a:stretch>
+                        <a:fillRect/>
+                      </a:stretch>
+                    </pic:blipFill>
+                    <pic:spPr bwMode="auto">
+                      <a:xfrm>
+                        <a:off x="0" y="0"/>
+                        <a:ext cx="1066800" cy="266700"/>
+                      </a:xfrm>
+                      <a:prstGeom prst="rect">
+                        <a:avLst/>
+                      </a:prstGeom>
+                      <a:noFill/>
+                      <a:ln w="9525">
+                        <a:noFill/>
+                        <a:headEnd/>
+                        <a:tailEnd/>
+                      </a:ln>
+                    </pic:spPr>
+                  </pic:pic>
+                </a:graphicData>
+              </a:graphic>
+            </wp:inline>
+          </w:drawing>
         </w:r>
       </w:hyperlink>
       <w:r>
         <w:t xml:space="preserve"> </w:t>
       </w:r>
-      <w:hyperlink r:id="rId16"/>
+      <w:hyperlink r:id="rId37"/>
     </w:p>
     <w:p>
       <w:r>
@@ -134,8 +441,8 @@
         </w:pict>
       </w:r>
     </w:p>
-    <w:bookmarkEnd w:id="17"/>
-    <w:bookmarkStart w:id="21" w:name="X1651eaa4e1086a7551bbe77fa31bfa1a92d3e3f"/>
+    <w:bookmarkEnd w:id="38"/>
+    <w:bookmarkStart w:id="42" w:name="X1651eaa4e1086a7551bbe77fa31bfa1a92d3e3f"/>
     <w:p>
       <w:pPr>
         <w:pStyle w:val="Heading3"/>
@@ -146,7 +453,7 @@
       <w:r>
         <w:t xml:space="preserve"> </w:t>
       </w:r>
-      <w:hyperlink r:id="rId18">
+      <w:hyperlink r:id="rId39">
         <w:r>
           <w:rPr>
             <w:rStyle w:val="Hyperlink"/>
@@ -163,7 +470,7 @@
       <w:r>
         <w:t xml:space="preserve"> </w:t>
       </w:r>
-      <w:hyperlink r:id="rId13">
+      <w:hyperlink r:id="rId28">
         <w:r>
           <w:rPr>
             <w:rStyle w:val="Hyperlink"/>
@@ -180,7 +487,7 @@
       <w:r>
         <w:t xml:space="preserve"> </w:t>
       </w:r>
-      <w:hyperlink r:id="rId19">
+      <w:hyperlink r:id="rId40">
         <w:r>
           <w:rPr>
             <w:rStyle w:val="Hyperlink"/>
@@ -197,7 +504,7 @@
       <w:r>
         <w:t xml:space="preserve"> </w:t>
       </w:r>
-      <w:hyperlink r:id="rId20">
+      <w:hyperlink r:id="rId41">
         <w:r>
           <w:rPr>
             <w:rStyle w:val="Hyperlink"/>
@@ -213,8 +520,8 @@
         </w:pict>
       </w:r>
     </w:p>
-    <w:bookmarkEnd w:id="21"/>
-    <w:bookmarkStart w:id="23" w:name="musical_note-about-rhythm"/>
+    <w:bookmarkEnd w:id="42"/>
+    <w:bookmarkStart w:id="44" w:name="musical_note-about-rhythm"/>
     <w:p>
       <w:pPr>
         <w:pStyle w:val="Heading2"/>
@@ -260,7 +567,7 @@
         <w:t xml:space="preserve">, Rhythm delivers professional-grade audio with Bit Perfect playback, EAC3-JOC/Dolby Atmos via FFmpeg, a refined expressive UI, multi-select batch library actions, and complete privacy.</w:t>
       </w:r>
     </w:p>
-    <w:bookmarkStart w:id="22" w:name="sparkles-key-features"/>
+    <w:bookmarkStart w:id="43" w:name="sparkles-key-features"/>
     <w:p>
       <w:pPr>
         <w:pStyle w:val="Heading3"/>
@@ -574,9 +881,9 @@
         </w:pict>
       </w:r>
     </w:p>
-    <w:bookmarkEnd w:id="22"/>
-    <w:bookmarkEnd w:id="23"/>
-    <w:bookmarkStart w:id="24" w:name="iphone-screenshots"/>
+    <w:bookmarkEnd w:id="43"/>
+    <w:bookmarkEnd w:id="44"/>
+    <w:bookmarkStart w:id="45" w:name="iphone-screenshots"/>
     <w:p>
       <w:pPr>
         <w:pStyle w:val="Heading2"/>
@@ -592,8 +899,8 @@
         </w:pict>
       </w:r>
     </w:p>
-    <w:bookmarkEnd w:id="24"/>
-    <w:bookmarkStart w:id="32" w:name="Xba0b7d5413f673894a711839f0c91bb14122b08"/>
+    <w:bookmarkEnd w:id="45"/>
+    <w:bookmarkStart w:id="53" w:name="Xba0b7d5413f673894a711839f0c91bb14122b08"/>
     <w:p>
       <w:pPr>
         <w:pStyle w:val="Heading2"/>
@@ -606,25 +913,25 @@
       <w:pPr>
         <w:pStyle w:val="FirstParagraph"/>
       </w:pPr>
-      <w:hyperlink r:id="rId25"/>
-      <w:r>
-        <w:t xml:space="preserve"> </w:t>
-      </w:r>
-      <w:hyperlink r:id="rId26"/>
-      <w:r>
-        <w:t xml:space="preserve"> </w:t>
-      </w:r>
-      <w:hyperlink r:id="rId13"/>
-      <w:r>
-        <w:t xml:space="preserve"> </w:t>
-      </w:r>
-      <w:hyperlink r:id="rId27"/>
+      <w:hyperlink r:id="rId46"/>
+      <w:r>
+        <w:t xml:space="preserve"> </w:t>
+      </w:r>
+      <w:hyperlink r:id="rId47"/>
       <w:r>
         <w:t xml:space="preserve"> </w:t>
       </w:r>
       <w:hyperlink r:id="rId28"/>
-    </w:p>
-    <w:bookmarkStart w:id="31" w:name="installation-options"/>
+      <w:r>
+        <w:t xml:space="preserve"> </w:t>
+      </w:r>
+      <w:hyperlink r:id="rId48"/>
+      <w:r>
+        <w:t xml:space="preserve"> </w:t>
+      </w:r>
+      <w:hyperlink r:id="rId49"/>
+    </w:p>
+    <w:bookmarkStart w:id="52" w:name="installation-options"/>
     <w:p>
       <w:pPr>
         <w:pStyle w:val="Heading3"/>
@@ -641,7 +948,7 @@
           <w:numId w:val="1002"/>
         </w:numPr>
       </w:pPr>
-      <w:hyperlink r:id="rId25">
+      <w:hyperlink r:id="rId46">
         <w:r>
           <w:rPr>
             <w:rStyle w:val="Hyperlink"/>
@@ -666,7 +973,7 @@
           <w:numId w:val="1002"/>
         </w:numPr>
       </w:pPr>
-      <w:hyperlink r:id="rId26">
+      <w:hyperlink r:id="rId47">
         <w:r>
           <w:rPr>
             <w:rStyle w:val="Hyperlink"/>
@@ -691,7 +998,7 @@
           <w:numId w:val="1002"/>
         </w:numPr>
       </w:pPr>
-      <w:hyperlink r:id="rId13">
+      <w:hyperlink r:id="rId28">
         <w:r>
           <w:rPr>
             <w:rStyle w:val="Hyperlink"/>
@@ -716,7 +1023,7 @@
           <w:numId w:val="1002"/>
         </w:numPr>
       </w:pPr>
-      <w:hyperlink r:id="rId28">
+      <w:hyperlink r:id="rId49">
         <w:r>
           <w:rPr>
             <w:rStyle w:val="Hyperlink"/>
@@ -791,7 +1098,7 @@
       <w:r>
         <w:t xml:space="preserve"> </w:t>
       </w:r>
-      <w:hyperlink r:id="rId29">
+      <w:hyperlink r:id="rId50">
         <w:r>
           <w:rPr>
             <w:rStyle w:val="Hyperlink"/>
@@ -832,7 +1139,7 @@
       <w:r>
         <w:t xml:space="preserve"> </w:t>
       </w:r>
-      <w:hyperlink r:id="rId30">
+      <w:hyperlink r:id="rId51">
         <w:r>
           <w:rPr>
             <w:rStyle w:val="Hyperlink"/>
@@ -848,9 +1155,9 @@
         </w:pict>
       </w:r>
     </w:p>
-    <w:bookmarkEnd w:id="31"/>
-    <w:bookmarkEnd w:id="32"/>
-    <w:bookmarkStart w:id="37" w:name="X66e6a4008519375b40ad6f892e5e755ade08419"/>
+    <w:bookmarkEnd w:id="52"/>
+    <w:bookmarkEnd w:id="53"/>
+    <w:bookmarkStart w:id="58" w:name="X66e6a4008519375b40ad6f892e5e755ade08419"/>
     <w:p>
       <w:pPr>
         <w:pStyle w:val="Heading2"/>
@@ -869,7 +1176,7 @@
       <w:r>
         <w:t xml:space="preserve"> </w:t>
       </w:r>
-      <w:hyperlink r:id="rId20">
+      <w:hyperlink r:id="rId41">
         <w:r>
           <w:rPr>
             <w:rStyle w:val="Hyperlink"/>
@@ -891,7 +1198,7 @@
           <w:numId w:val="1003"/>
         </w:numPr>
       </w:pPr>
-      <w:hyperlink r:id="rId33">
+      <w:hyperlink r:id="rId54">
         <w:r>
           <w:rPr>
             <w:rStyle w:val="Hyperlink"/>
@@ -916,7 +1223,7 @@
           <w:numId w:val="1003"/>
         </w:numPr>
       </w:pPr>
-      <w:hyperlink r:id="rId30">
+      <w:hyperlink r:id="rId51">
         <w:r>
           <w:rPr>
             <w:rStyle w:val="Hyperlink"/>
@@ -941,7 +1248,7 @@
           <w:numId w:val="1003"/>
         </w:numPr>
       </w:pPr>
-      <w:hyperlink r:id="rId34">
+      <w:hyperlink r:id="rId55">
         <w:r>
           <w:rPr>
             <w:rStyle w:val="Hyperlink"/>
@@ -966,7 +1273,7 @@
           <w:numId w:val="1003"/>
         </w:numPr>
       </w:pPr>
-      <w:hyperlink r:id="rId35">
+      <w:hyperlink r:id="rId56">
         <w:r>
           <w:rPr>
             <w:rStyle w:val="Hyperlink"/>
@@ -991,7 +1298,7 @@
           <w:numId w:val="1003"/>
         </w:numPr>
       </w:pPr>
-      <w:hyperlink r:id="rId36">
+      <w:hyperlink r:id="rId57">
         <w:r>
           <w:rPr>
             <w:rStyle w:val="Hyperlink"/>
@@ -1015,8 +1322,8 @@
         </w:pict>
       </w:r>
     </w:p>
-    <w:bookmarkEnd w:id="37"/>
-    <w:bookmarkStart w:id="39" w:name="Xcbfc9570cf7ba6893af3ef549cc4e051bb5c322"/>
+    <w:bookmarkEnd w:id="58"/>
+    <w:bookmarkStart w:id="60" w:name="Xcbfc9570cf7ba6893af3ef549cc4e051bb5c322"/>
     <w:p>
       <w:pPr>
         <w:pStyle w:val="Heading2"/>
@@ -1571,7 +1878,7 @@
       <w:r>
         <w:t xml:space="preserve"> </w:t>
       </w:r>
-      <w:hyperlink r:id="rId38">
+      <w:hyperlink r:id="rId59">
         <w:r>
           <w:rPr>
             <w:rStyle w:val="Hyperlink"/>
@@ -1593,8 +1900,8 @@
         </w:pict>
       </w:r>
     </w:p>
-    <w:bookmarkEnd w:id="39"/>
-    <w:bookmarkStart w:id="44" w:name="handshake-contributing"/>
+    <w:bookmarkEnd w:id="60"/>
+    <w:bookmarkStart w:id="65" w:name="handshake-contributing"/>
     <w:p>
       <w:pPr>
         <w:pStyle w:val="Heading2"/>
@@ -1613,7 +1920,7 @@
       <w:r>
         <w:t xml:space="preserve"> </w:t>
       </w:r>
-      <w:hyperlink r:id="rId40">
+      <w:hyperlink r:id="rId61">
         <w:r>
           <w:rPr>
             <w:rStyle w:val="Hyperlink"/>
@@ -1654,7 +1961,7 @@
       <w:r>
         <w:t xml:space="preserve"> </w:t>
       </w:r>
-      <w:hyperlink r:id="rId41">
+      <w:hyperlink r:id="rId62">
         <w:r>
           <w:rPr>
             <w:rStyle w:val="Hyperlink"/>
@@ -1677,7 +1984,7 @@
       <w:r>
         <w:t xml:space="preserve"> </w:t>
       </w:r>
-      <w:hyperlink r:id="rId41">
+      <w:hyperlink r:id="rId62">
         <w:r>
           <w:rPr>
             <w:rStyle w:val="Hyperlink"/>
@@ -1700,7 +2007,7 @@
       <w:r>
         <w:t xml:space="preserve"> </w:t>
       </w:r>
-      <w:hyperlink r:id="rId42">
+      <w:hyperlink r:id="rId63">
         <w:r>
           <w:rPr>
             <w:rStyle w:val="Hyperlink"/>
@@ -1735,7 +2042,7 @@
       <w:r>
         <w:t xml:space="preserve"> </w:t>
       </w:r>
-      <w:hyperlink r:id="rId43">
+      <w:hyperlink r:id="rId64">
         <w:r>
           <w:rPr>
             <w:rStyle w:val="Hyperlink"/>
@@ -1751,8 +2058,8 @@
         </w:pict>
       </w:r>
     </w:p>
-    <w:bookmarkEnd w:id="44"/>
-    <w:bookmarkStart w:id="53" w:name="trophy-credits"/>
+    <w:bookmarkEnd w:id="65"/>
+    <w:bookmarkStart w:id="74" w:name="trophy-credits"/>
     <w:p>
       <w:pPr>
         <w:pStyle w:val="Heading2"/>
@@ -1761,7 +2068,7 @@
         <w:t xml:space="preserve">🏆 Credits</w:t>
       </w:r>
     </w:p>
-    <w:bookmarkStart w:id="46" w:name="core-team"/>
+    <w:bookmarkStart w:id="67" w:name="core-team"/>
     <w:p>
       <w:pPr>
         <w:pStyle w:val="Heading3"/>
@@ -1774,7 +2081,7 @@
       <w:pPr>
         <w:pStyle w:val="FirstParagraph"/>
       </w:pPr>
-      <w:hyperlink r:id="rId45">
+      <w:hyperlink r:id="rId66">
         <w:r>
           <w:rPr>
             <w:rStyle w:val="Hyperlink"/>
@@ -1791,8 +2098,8 @@
         <w:t xml:space="preserve">- Lead Developer &amp; Project Architect</w:t>
       </w:r>
     </w:p>
-    <w:bookmarkEnd w:id="46"/>
-    <w:bookmarkStart w:id="51" w:name="contributors"/>
+    <w:bookmarkEnd w:id="67"/>
+    <w:bookmarkStart w:id="72" w:name="contributors"/>
     <w:p>
       <w:pPr>
         <w:pStyle w:val="Heading3"/>
@@ -1809,7 +2116,7 @@
           <w:numId w:val="1005"/>
         </w:numPr>
       </w:pPr>
-      <w:hyperlink r:id="rId47">
+      <w:hyperlink r:id="rId68">
         <w:r>
           <w:rPr>
             <w:rStyle w:val="Hyperlink"/>
@@ -1834,7 +2141,7 @@
           <w:numId w:val="1005"/>
         </w:numPr>
       </w:pPr>
-      <w:hyperlink r:id="rId48">
+      <w:hyperlink r:id="rId69">
         <w:r>
           <w:rPr>
             <w:rStyle w:val="Hyperlink"/>
@@ -1859,7 +2166,7 @@
           <w:numId w:val="1005"/>
         </w:numPr>
       </w:pPr>
-      <w:hyperlink r:id="rId49">
+      <w:hyperlink r:id="rId70">
         <w:r>
           <w:rPr>
             <w:rStyle w:val="Hyperlink"/>
@@ -1884,7 +2191,7 @@
           <w:numId w:val="1005"/>
         </w:numPr>
       </w:pPr>
-      <w:hyperlink r:id="rId50">
+      <w:hyperlink r:id="rId71">
         <w:r>
           <w:rPr>
             <w:rStyle w:val="Hyperlink"/>
@@ -1901,8 +2208,8 @@
         <w:t xml:space="preserve">- Contributor</w:t>
       </w:r>
     </w:p>
-    <w:bookmarkEnd w:id="51"/>
-    <w:bookmarkStart w:id="52" w:name="special-thanks"/>
+    <w:bookmarkEnd w:id="72"/>
+    <w:bookmarkStart w:id="73" w:name="special-thanks"/>
     <w:p>
       <w:pPr>
         <w:pStyle w:val="Heading3"/>
@@ -2050,9 +2357,9 @@
         </w:pict>
       </w:r>
     </w:p>
-    <w:bookmarkEnd w:id="52"/>
-    <w:bookmarkEnd w:id="53"/>
-    <w:bookmarkStart w:id="54" w:name="page_facing_up-license"/>
+    <w:bookmarkEnd w:id="73"/>
+    <w:bookmarkEnd w:id="74"/>
+    <w:bookmarkStart w:id="75" w:name="page_facing_up-license"/>
     <w:p>
       <w:pPr>
         <w:pStyle w:val="Heading2"/>
@@ -2084,7 +2391,7 @@
       <w:r>
         <w:t xml:space="preserve"> </w:t>
       </w:r>
-      <w:hyperlink r:id="rId12">
+      <w:hyperlink r:id="rId24">
         <w:r>
           <w:rPr>
             <w:rStyle w:val="Hyperlink"/>
@@ -2106,8 +2413,8 @@
         </w:pict>
       </w:r>
     </w:p>
-    <w:bookmarkEnd w:id="54"/>
-    <w:bookmarkStart w:id="55" w:name="link-links"/>
+    <w:bookmarkEnd w:id="75"/>
+    <w:bookmarkStart w:id="76" w:name="link-links"/>
     <w:p>
       <w:pPr>
         <w:pStyle w:val="Heading2"/>
@@ -2175,7 +2482,7 @@
               <w:pStyle w:val="Compact"/>
               <w:jc w:val="center"/>
             </w:pPr>
-            <w:hyperlink r:id="rId18">
+            <w:hyperlink r:id="rId39">
               <w:r>
                 <w:rPr>
                   <w:rStyle w:val="Hyperlink"/>
@@ -2206,7 +2513,7 @@
               <w:pStyle w:val="Compact"/>
               <w:jc w:val="center"/>
             </w:pPr>
-            <w:hyperlink r:id="rId13">
+            <w:hyperlink r:id="rId28">
               <w:r>
                 <w:rPr>
                   <w:rStyle w:val="Hyperlink"/>
@@ -2237,7 +2544,7 @@
               <w:pStyle w:val="Compact"/>
               <w:jc w:val="center"/>
             </w:pPr>
-            <w:hyperlink r:id="rId26">
+            <w:hyperlink r:id="rId47">
               <w:r>
                 <w:rPr>
                   <w:rStyle w:val="Hyperlink"/>
@@ -2268,7 +2575,7 @@
               <w:pStyle w:val="Compact"/>
               <w:jc w:val="center"/>
             </w:pPr>
-            <w:hyperlink r:id="rId28">
+            <w:hyperlink r:id="rId49">
               <w:r>
                 <w:rPr>
                   <w:rStyle w:val="Hyperlink"/>
@@ -2299,7 +2606,7 @@
               <w:pStyle w:val="Compact"/>
               <w:jc w:val="center"/>
             </w:pPr>
-            <w:hyperlink r:id="rId19">
+            <w:hyperlink r:id="rId40">
               <w:r>
                 <w:rPr>
                   <w:rStyle w:val="Hyperlink"/>
@@ -2330,7 +2637,7 @@
               <w:pStyle w:val="Compact"/>
               <w:jc w:val="center"/>
             </w:pPr>
-            <w:hyperlink r:id="rId41">
+            <w:hyperlink r:id="rId62">
               <w:r>
                 <w:rPr>
                   <w:rStyle w:val="Hyperlink"/>
@@ -2361,7 +2668,7 @@
               <w:pStyle w:val="Compact"/>
               <w:jc w:val="center"/>
             </w:pPr>
-            <w:hyperlink r:id="rId43">
+            <w:hyperlink r:id="rId64">
               <w:r>
                 <w:rPr>
                   <w:rStyle w:val="Hyperlink"/>
@@ -2380,8 +2687,8 @@
         </w:pict>
       </w:r>
     </w:p>
-    <w:bookmarkEnd w:id="55"/>
-    <w:bookmarkStart w:id="57" w:name="Xfa0a9451e927334402b9ad5e9cfaa4c06e73abe"/>
+    <w:bookmarkEnd w:id="76"/>
+    <w:bookmarkStart w:id="84" w:name="Xfa0a9451e927334402b9ad5e9cfaa4c06e73abe"/>
     <w:p>
       <w:pPr>
         <w:pStyle w:val="Heading2"/>
@@ -2394,23 +2701,113 @@
       <w:pPr>
         <w:pStyle w:val="FirstParagraph"/>
       </w:pPr>
-      <w:hyperlink r:id="rId13">
+      <w:hyperlink r:id="rId28">
         <w:r>
-          <w:rPr>
-            <w:rStyle w:val="Hyperlink"/>
-          </w:rPr>
-          <w:t xml:space="preserve">Download Now</w:t>
+          <w:drawing>
+            <wp:inline>
+              <wp:extent cx="2657475" cy="266700"/>
+              <wp:effectExtent b="0" l="0" r="0" t="0"/>
+              <wp:docPr descr="Download Now" title="" id="78" name="Picture"/>
+              <a:graphic>
+                <a:graphicData uri="http://schemas.openxmlformats.org/drawingml/2006/picture">
+                  <pic:pic>
+                    <pic:nvPicPr>
+                      <pic:cNvPr descr="https://img.shields.io/badge/📱_Download_Now-Get_Latest_APK-4caf50?style=for-the-badge&amp;logoColor=white" id="79" name="Picture"/>
+                      <pic:cNvPicPr>
+                        <a:picLocks noChangeArrowheads="1" noChangeAspect="1"/>
+                      </pic:cNvPicPr>
+                    </pic:nvPicPr>
+                    <pic:blipFill>
+                      <a:blip>
+                        <a:extLst>
+                          <a:ext uri="{28A0092B-C50C-407E-A947-70E740481C1C}">
+                            <a14:useLocalDpi xmlns:a14="http://schemas.microsoft.com/office/drawing/2010/main" val="0"/>
+                          </a:ext>
+                          <a:ext uri="{96DAC541-7B7A-43D3-8B79-37D633B846F1}">
+                            <asvg:svgBlip xmlns:asvg="http://schemas.microsoft.com/office/drawing/2016/SVG/main" r:embed="rId77"/>
+                          </a:ext>
+                        </a:extLst>
+                      </a:blip>
+                      <a:stretch>
+                        <a:fillRect/>
+                      </a:stretch>
+                    </pic:blipFill>
+                    <pic:spPr bwMode="auto">
+                      <a:xfrm>
+                        <a:off x="0" y="0"/>
+                        <a:ext cx="2657475" cy="266700"/>
+                      </a:xfrm>
+                      <a:prstGeom prst="rect">
+                        <a:avLst/>
+                      </a:prstGeom>
+                      <a:noFill/>
+                      <a:ln w="9525">
+                        <a:noFill/>
+                        <a:headEnd/>
+                        <a:tailEnd/>
+                      </a:ln>
+                    </pic:spPr>
+                  </pic:pic>
+                </a:graphicData>
+              </a:graphic>
+            </wp:inline>
+          </w:drawing>
         </w:r>
       </w:hyperlink>
       <w:r>
         <w:t xml:space="preserve"> </w:t>
       </w:r>
-      <w:hyperlink r:id="rId19">
+      <w:hyperlink r:id="rId40">
         <w:r>
-          <w:rPr>
-            <w:rStyle w:val="Hyperlink"/>
-          </w:rPr>
-          <w:t xml:space="preserve">Join Community</w:t>
+          <w:drawing>
+            <wp:inline>
+              <wp:extent cx="2162175" cy="266700"/>
+              <wp:effectExtent b="0" l="0" r="0" t="0"/>
+              <wp:docPr descr="Join Community" title="" id="81" name="Picture"/>
+              <a:graphic>
+                <a:graphicData uri="http://schemas.openxmlformats.org/drawingml/2006/picture">
+                  <pic:pic>
+                    <pic:nvPicPr>
+                      <pic:cNvPr descr="https://img.shields.io/badge/💬_Join_Telegram-Get_Help-0088cc?style=for-the-badge&amp;logoColor=white" id="82" name="Picture"/>
+                      <pic:cNvPicPr>
+                        <a:picLocks noChangeArrowheads="1" noChangeAspect="1"/>
+                      </pic:cNvPicPr>
+                    </pic:nvPicPr>
+                    <pic:blipFill>
+                      <a:blip>
+                        <a:extLst>
+                          <a:ext uri="{28A0092B-C50C-407E-A947-70E740481C1C}">
+                            <a14:useLocalDpi xmlns:a14="http://schemas.microsoft.com/office/drawing/2010/main" val="0"/>
+                          </a:ext>
+                          <a:ext uri="{96DAC541-7B7A-43D3-8B79-37D633B846F1}">
+                            <asvg:svgBlip xmlns:asvg="http://schemas.microsoft.com/office/drawing/2016/SVG/main" r:embed="rId80"/>
+                          </a:ext>
+                        </a:extLst>
+                      </a:blip>
+                      <a:stretch>
+                        <a:fillRect/>
+                      </a:stretch>
+                    </pic:blipFill>
+                    <pic:spPr bwMode="auto">
+                      <a:xfrm>
+                        <a:off x="0" y="0"/>
+                        <a:ext cx="2162175" cy="266700"/>
+                      </a:xfrm>
+                      <a:prstGeom prst="rect">
+                        <a:avLst/>
+                      </a:prstGeom>
+                      <a:noFill/>
+                      <a:ln w="9525">
+                        <a:noFill/>
+                        <a:headEnd/>
+                        <a:tailEnd/>
+                      </a:ln>
+                    </pic:spPr>
+                  </pic:pic>
+                </a:graphicData>
+              </a:graphic>
+            </wp:inline>
+          </w:drawing>
         </w:r>
       </w:hyperlink>
     </w:p>
@@ -2419,7 +2816,7 @@
         <w:pStyle w:val="BodyText"/>
       </w:pPr>
     </w:p>
-    <w:bookmarkStart w:id="56" w:name="X28dc46594151d67d1f59ca44e95f47f9f195132"/>
+    <w:bookmarkStart w:id="83" w:name="X28dc46594151d67d1f59ca44e95f47f9f195132"/>
     <w:p>
       <w:pPr>
         <w:pStyle w:val="Heading3"/>
@@ -2451,8 +2848,8 @@
         <w:t xml:space="preserve">© 2026 Team ChromaHub. All rights reserved. Licensed under GNU General Public License v3.0.</w:t>
       </w:r>
     </w:p>
-    <w:bookmarkEnd w:id="56"/>
-    <w:bookmarkEnd w:id="57"/>
+    <w:bookmarkEnd w:id="83"/>
+    <w:bookmarkEnd w:id="84"/>
     <w:sectPr>
       <w:footnotePr>
         <w:numRestart w:val="eachSect"/>
@@ -2695,10 +3092,10 @@
   <w:docDefaults>
     <w:rPrDefault>
       <w:rPr>
-        <w:rFonts w:asciiTheme="minorHAnsi" w:cstheme="minorBidi" w:eastAsiaTheme="minorHAnsi" w:hAnsiTheme="minorHAnsi"/>
+        <w:rFonts w:asciiTheme="minorHAnsi" w:cstheme="minorBidi" w:eastAsiaTheme="minorEastAsia" w:hAnsiTheme="minorHAnsi"/>
         <w:sz w:val="24"/>
         <w:szCs w:val="24"/>
-        <w:lang w:bidi="ar-SA" w:eastAsia="en-US" w:val="en"/>
+        <w:lang w:bidi="ar-SA" w:eastAsia="zh-CN" w:val="en"/>
       </w:rPr>
     </w:rPrDefault>
     <w:pPrDefault>
@@ -2750,8 +3147,8 @@
     </w:pPr>
     <w:rPr>
       <w:rFonts w:asciiTheme="majorHAnsi" w:cstheme="majorBidi" w:eastAsiaTheme="majorEastAsia" w:hAnsiTheme="majorHAnsi"/>
-      <w:sz w:val="56"/>
-      <w:szCs w:val="56"/>
+      <w:sz w:val="40"/>
+      <w:szCs w:val="40"/>
     </w:rPr>
   </w:style>
   <w:style w:customStyle="1" w:styleId="TitleChar" w:type="character">
@@ -2885,8 +3282,8 @@
     <w:rPr>
       <w:rFonts w:asciiTheme="majorHAnsi" w:cstheme="majorBidi" w:eastAsiaTheme="majorEastAsia" w:hAnsiTheme="majorHAnsi"/>
       <w:color w:themeColor="accent1" w:themeShade="BF" w:val="0F4761"/>
-      <w:sz w:val="40"/>
-      <w:szCs w:val="40"/>
+      <w:sz w:val="32"/>
+      <w:szCs w:val="32"/>
     </w:rPr>
   </w:style>
   <w:style w:styleId="Heading2" w:type="paragraph">
@@ -2908,8 +3305,8 @@
     <w:rPr>
       <w:rFonts w:asciiTheme="majorHAnsi" w:cstheme="majorBidi" w:eastAsiaTheme="majorEastAsia" w:hAnsiTheme="majorHAnsi"/>
       <w:color w:themeColor="accent1" w:themeShade="BF" w:val="0F4761"/>
-      <w:sz w:val="32"/>
-      <w:szCs w:val="32"/>
+      <w:sz w:val="26"/>
+      <w:szCs w:val="26"/>
     </w:rPr>
   </w:style>
   <w:style w:styleId="Heading3" w:type="paragraph">
@@ -2931,8 +3328,8 @@
     <w:rPr>
       <w:rFonts w:cstheme="majorBidi" w:eastAsiaTheme="majorEastAsia"/>
       <w:color w:themeColor="accent1" w:themeShade="BF" w:val="0F4761"/>
-      <w:sz w:val="28"/>
-      <w:szCs w:val="28"/>
+      <w:sz w:val="24"/>
+      <w:szCs w:val="24"/>
     </w:rPr>
   </w:style>
   <w:style w:styleId="Heading4" w:type="paragraph">
@@ -2952,6 +3349,8 @@
       <w:outlineLvl w:val="3"/>
     </w:pPr>
     <w:rPr>
+      <w:sz w:val="22"/>
+      <w:szCs w:val="22"/>
       <w:rFonts w:cstheme="majorBidi" w:eastAsiaTheme="majorEastAsia"/>
       <w:i/>
       <w:iCs/>
@@ -3239,13 +3638,6 @@
       </w:tblCellMar>
     </w:tblPr>
     <w:tblStylePr w:type="firstRow">
-      <w:tblPr>
-        <w:jc w:val="left"/>
-        <w:tblInd w:type="dxa" w:w="0"/>
-      </w:tblPr>
-      <w:trPr>
-        <w:jc w:val="left"/>
-      </w:trPr>
       <w:tcPr>
         <w:tcBorders>
           <w:bottom w:val="single"/>
